--- a/7th.docx
+++ b/7th.docx
@@ -45,7 +45,6 @@
           <w:rFonts w:ascii="Bookman Old Style" w:hAnsi="Bookman Old Style"/>
         </w:rPr>
       </w:pPr>
-      <w:proofErr w:type="spellStart"/>
       <w:r>
         <w:rPr>
           <w:rFonts w:ascii="Nirmala UI" w:hAnsi="Nirmala UI" w:cs="Nirmala UI"/>
@@ -55,7 +54,6 @@
         </w:rPr>
         <w:t>हिंदी</w:t>
       </w:r>
-      <w:proofErr w:type="spellEnd"/>
       <w:r>
         <w:rPr>
           <w:rFonts w:ascii="Bookman Old Style" w:hAnsi="Bookman Old Style"/>
@@ -87,7 +85,6 @@
         </w:rPr>
         <w:t xml:space="preserve">-1 </w:t>
       </w:r>
-      <w:proofErr w:type="spellStart"/>
       <w:r>
         <w:rPr>
           <w:rFonts w:ascii="Nirmala UI" w:hAnsi="Nirmala UI" w:cs="Nirmala UI"/>
@@ -96,16 +93,14 @@
         </w:rPr>
         <w:t>से</w:t>
       </w:r>
-      <w:proofErr w:type="spellEnd"/>
-      <w:r>
-        <w:rPr>
-          <w:rFonts w:ascii="Bookman Old Style" w:hAnsi="Bookman Old Style"/>
-          <w:sz w:val="24"/>
-          <w:szCs w:val="24"/>
-        </w:rPr>
-        <w:t xml:space="preserve"> </w:t>
-      </w:r>
-      <w:proofErr w:type="spellStart"/>
+      <w:r>
+        <w:rPr>
+          <w:rFonts w:ascii="Bookman Old Style" w:hAnsi="Bookman Old Style"/>
+          <w:sz w:val="24"/>
+          <w:szCs w:val="24"/>
+        </w:rPr>
+        <w:t xml:space="preserve"> </w:t>
+      </w:r>
       <w:r>
         <w:rPr>
           <w:rFonts w:ascii="Nirmala UI" w:hAnsi="Nirmala UI" w:cs="Nirmala UI"/>
@@ -114,16 +109,14 @@
         </w:rPr>
         <w:t>आठ</w:t>
       </w:r>
-      <w:proofErr w:type="spellEnd"/>
-      <w:r>
-        <w:rPr>
-          <w:rFonts w:ascii="Bookman Old Style" w:hAnsi="Bookman Old Style"/>
-          <w:sz w:val="24"/>
-          <w:szCs w:val="24"/>
-        </w:rPr>
-        <w:t xml:space="preserve"> </w:t>
-      </w:r>
-      <w:proofErr w:type="spellStart"/>
+      <w:r>
+        <w:rPr>
+          <w:rFonts w:ascii="Bookman Old Style" w:hAnsi="Bookman Old Style"/>
+          <w:sz w:val="24"/>
+          <w:szCs w:val="24"/>
+        </w:rPr>
+        <w:t xml:space="preserve"> </w:t>
+      </w:r>
       <w:r>
         <w:rPr>
           <w:rFonts w:ascii="Nirmala UI" w:hAnsi="Nirmala UI" w:cs="Nirmala UI"/>
@@ -132,16 +125,14 @@
         </w:rPr>
         <w:t>लाइन</w:t>
       </w:r>
-      <w:proofErr w:type="spellEnd"/>
-      <w:r>
-        <w:rPr>
-          <w:rFonts w:ascii="Bookman Old Style" w:hAnsi="Bookman Old Style"/>
-          <w:sz w:val="24"/>
-          <w:szCs w:val="24"/>
-        </w:rPr>
-        <w:t xml:space="preserve"> </w:t>
-      </w:r>
-      <w:proofErr w:type="spellStart"/>
+      <w:r>
+        <w:rPr>
+          <w:rFonts w:ascii="Bookman Old Style" w:hAnsi="Bookman Old Style"/>
+          <w:sz w:val="24"/>
+          <w:szCs w:val="24"/>
+        </w:rPr>
+        <w:t xml:space="preserve"> </w:t>
+      </w:r>
       <w:r>
         <w:rPr>
           <w:rFonts w:ascii="Nirmala UI" w:hAnsi="Nirmala UI" w:cs="Nirmala UI"/>
@@ -150,16 +141,14 @@
         </w:rPr>
         <w:t>की</w:t>
       </w:r>
-      <w:proofErr w:type="spellEnd"/>
-      <w:r>
-        <w:rPr>
-          <w:rFonts w:ascii="Bookman Old Style" w:hAnsi="Bookman Old Style"/>
-          <w:sz w:val="24"/>
-          <w:szCs w:val="24"/>
-        </w:rPr>
-        <w:t xml:space="preserve"> </w:t>
-      </w:r>
-      <w:proofErr w:type="spellStart"/>
+      <w:r>
+        <w:rPr>
+          <w:rFonts w:ascii="Bookman Old Style" w:hAnsi="Bookman Old Style"/>
+          <w:sz w:val="24"/>
+          <w:szCs w:val="24"/>
+        </w:rPr>
+        <w:t xml:space="preserve"> </w:t>
+      </w:r>
       <w:r>
         <w:rPr>
           <w:rFonts w:ascii="Nirmala UI" w:hAnsi="Nirmala UI" w:cs="Nirmala UI"/>
@@ -168,16 +157,14 @@
         </w:rPr>
         <w:t>कविता</w:t>
       </w:r>
-      <w:proofErr w:type="spellEnd"/>
-      <w:r>
-        <w:rPr>
-          <w:rFonts w:ascii="Bookman Old Style" w:hAnsi="Bookman Old Style"/>
-          <w:sz w:val="24"/>
-          <w:szCs w:val="24"/>
-        </w:rPr>
-        <w:t xml:space="preserve"> </w:t>
-      </w:r>
-      <w:proofErr w:type="spellStart"/>
+      <w:r>
+        <w:rPr>
+          <w:rFonts w:ascii="Bookman Old Style" w:hAnsi="Bookman Old Style"/>
+          <w:sz w:val="24"/>
+          <w:szCs w:val="24"/>
+        </w:rPr>
+        <w:t xml:space="preserve"> </w:t>
+      </w:r>
       <w:r>
         <w:rPr>
           <w:rFonts w:ascii="Nirmala UI" w:hAnsi="Nirmala UI" w:cs="Nirmala UI"/>
@@ -186,16 +173,14 @@
         </w:rPr>
         <w:t>याद</w:t>
       </w:r>
-      <w:proofErr w:type="spellEnd"/>
-      <w:r>
-        <w:rPr>
-          <w:rFonts w:ascii="Bookman Old Style" w:hAnsi="Bookman Old Style"/>
-          <w:sz w:val="24"/>
-          <w:szCs w:val="24"/>
-        </w:rPr>
-        <w:t xml:space="preserve"> </w:t>
-      </w:r>
-      <w:proofErr w:type="spellStart"/>
+      <w:r>
+        <w:rPr>
+          <w:rFonts w:ascii="Bookman Old Style" w:hAnsi="Bookman Old Style"/>
+          <w:sz w:val="24"/>
+          <w:szCs w:val="24"/>
+        </w:rPr>
+        <w:t xml:space="preserve"> </w:t>
+      </w:r>
       <w:r>
         <w:rPr>
           <w:rFonts w:ascii="Nirmala UI" w:hAnsi="Nirmala UI" w:cs="Nirmala UI"/>
@@ -204,32 +189,21 @@
         </w:rPr>
         <w:t>करके</w:t>
       </w:r>
-      <w:proofErr w:type="spellEnd"/>
-      <w:r>
-        <w:rPr>
-          <w:rFonts w:ascii="Bookman Old Style" w:hAnsi="Bookman Old Style"/>
-          <w:sz w:val="24"/>
-          <w:szCs w:val="24"/>
-        </w:rPr>
-        <w:t xml:space="preserve"> </w:t>
-      </w:r>
-      <w:proofErr w:type="spellStart"/>
-      <w:r>
-        <w:rPr>
-          <w:rFonts w:ascii="Nirmala UI" w:hAnsi="Nirmala UI" w:cs="Nirmala UI"/>
-          <w:sz w:val="24"/>
-          <w:szCs w:val="24"/>
-        </w:rPr>
-        <w:t>लिखो</w:t>
-      </w:r>
-      <w:proofErr w:type="spellEnd"/>
-      <w:r>
-        <w:rPr>
-          <w:rFonts w:ascii="Nirmala UI" w:hAnsi="Nirmala UI" w:cs="Nirmala UI"/>
-          <w:sz w:val="24"/>
-          <w:szCs w:val="24"/>
-        </w:rPr>
-        <w:t>।</w:t>
+      <w:r>
+        <w:rPr>
+          <w:rFonts w:ascii="Bookman Old Style" w:hAnsi="Bookman Old Style"/>
+          <w:sz w:val="24"/>
+          <w:szCs w:val="24"/>
+        </w:rPr>
+        <w:t xml:space="preserve"> </w:t>
+      </w:r>
+      <w:r>
+        <w:rPr>
+          <w:rFonts w:ascii="Nirmala UI" w:hAnsi="Nirmala UI" w:cs="Nirmala UI"/>
+          <w:sz w:val="24"/>
+          <w:szCs w:val="24"/>
+        </w:rPr>
+        <w:t>लिखो।</w:t>
       </w:r>
     </w:p>
     <w:p>
@@ -265,7 +239,23 @@
           <w:rFonts w:ascii="Bookman Old Style" w:hAnsi="Bookman Old Style"/>
           <w:sz w:val="28"/>
         </w:rPr>
-        <w:t>5.</w:t>
+        <w:t>5</w:t>
+      </w:r>
+      <w:r>
+        <w:rPr>
+          <w:rFonts w:ascii="Bookman Old Style" w:hAnsi="Bookman Old Style"/>
+          <w:sz w:val="28"/>
+        </w:rPr>
+        <w:t xml:space="preserve"> and Lesson 6</w:t>
+      </w:r>
+      <w:bookmarkStart w:id="0" w:name="_GoBack"/>
+      <w:bookmarkEnd w:id="0"/>
+      <w:r>
+        <w:rPr>
+          <w:rFonts w:ascii="Bookman Old Style" w:hAnsi="Bookman Old Style"/>
+          <w:sz w:val="28"/>
+        </w:rPr>
+        <w:t>.</w:t>
       </w:r>
     </w:p>
     <w:p>
@@ -481,7 +471,6 @@
           <w:sz w:val="28"/>
         </w:rPr>
       </w:pPr>
-      <w:proofErr w:type="spellStart"/>
       <w:r>
         <w:rPr>
           <w:rFonts w:ascii="Nirmala UI" w:hAnsi="Nirmala UI" w:cs="Nirmala UI"/>
@@ -490,7 +479,6 @@
         </w:rPr>
         <w:t>हिंदी</w:t>
       </w:r>
-      <w:proofErr w:type="spellEnd"/>
       <w:r>
         <w:rPr>
           <w:rFonts w:ascii="Bookman Old Style" w:hAnsi="Bookman Old Style"/>
@@ -519,7 +507,6 @@
         </w:rPr>
         <w:t xml:space="preserve">-2 </w:t>
       </w:r>
-      <w:proofErr w:type="spellStart"/>
       <w:r>
         <w:rPr>
           <w:rFonts w:ascii="Nirmala UI" w:hAnsi="Nirmala UI" w:cs="Nirmala UI"/>
@@ -527,15 +514,13 @@
         </w:rPr>
         <w:t>से</w:t>
       </w:r>
-      <w:proofErr w:type="spellEnd"/>
-      <w:r>
-        <w:rPr>
-          <w:rFonts w:ascii="Bookman Old Style" w:hAnsi="Bookman Old Style"/>
-          <w:sz w:val="28"/>
-        </w:rPr>
-        <w:t xml:space="preserve"> </w:t>
-      </w:r>
-      <w:proofErr w:type="spellStart"/>
+      <w:r>
+        <w:rPr>
+          <w:rFonts w:ascii="Bookman Old Style" w:hAnsi="Bookman Old Style"/>
+          <w:sz w:val="28"/>
+        </w:rPr>
+        <w:t xml:space="preserve"> </w:t>
+      </w:r>
       <w:r>
         <w:rPr>
           <w:rFonts w:ascii="Nirmala UI" w:hAnsi="Nirmala UI" w:cs="Nirmala UI"/>
@@ -557,7 +542,6 @@
         </w:rPr>
         <w:t>अर्थ</w:t>
       </w:r>
-      <w:proofErr w:type="spellEnd"/>
       <w:r>
         <w:rPr>
           <w:rFonts w:ascii="Bookman Old Style" w:hAnsi="Bookman Old Style"/>
@@ -579,7 +563,6 @@
         </w:rPr>
         <w:t xml:space="preserve"> </w:t>
       </w:r>
-      <w:proofErr w:type="spellStart"/>
       <w:r>
         <w:rPr>
           <w:rFonts w:ascii="Nirmala UI" w:hAnsi="Nirmala UI" w:cs="Nirmala UI"/>
@@ -587,7 +570,6 @@
         </w:rPr>
         <w:t>प्रश्न</w:t>
       </w:r>
-      <w:proofErr w:type="spellEnd"/>
       <w:r>
         <w:rPr>
           <w:rFonts w:ascii="Bookman Old Style" w:hAnsi="Bookman Old Style"/>
@@ -609,7 +591,6 @@
         </w:rPr>
         <w:t xml:space="preserve"> 2 </w:t>
       </w:r>
-      <w:proofErr w:type="spellStart"/>
       <w:r>
         <w:rPr>
           <w:rFonts w:ascii="Nirmala UI" w:hAnsi="Nirmala UI" w:cs="Nirmala UI"/>
@@ -617,15 +598,13 @@
         </w:rPr>
         <w:t>के</w:t>
       </w:r>
-      <w:proofErr w:type="spellEnd"/>
-      <w:r>
-        <w:rPr>
-          <w:rFonts w:ascii="Bookman Old Style" w:hAnsi="Bookman Old Style"/>
-          <w:sz w:val="28"/>
-        </w:rPr>
-        <w:t xml:space="preserve"> </w:t>
-      </w:r>
-      <w:proofErr w:type="spellStart"/>
+      <w:r>
+        <w:rPr>
+          <w:rFonts w:ascii="Bookman Old Style" w:hAnsi="Bookman Old Style"/>
+          <w:sz w:val="28"/>
+        </w:rPr>
+        <w:t xml:space="preserve"> </w:t>
+      </w:r>
       <w:r>
         <w:rPr>
           <w:rFonts w:ascii="Nirmala UI" w:hAnsi="Nirmala UI" w:cs="Nirmala UI"/>
@@ -633,15 +612,13 @@
         </w:rPr>
         <w:t>उत्तर</w:t>
       </w:r>
-      <w:proofErr w:type="spellEnd"/>
-      <w:r>
-        <w:rPr>
-          <w:rFonts w:ascii="Bookman Old Style" w:hAnsi="Bookman Old Style"/>
-          <w:sz w:val="28"/>
-        </w:rPr>
-        <w:t xml:space="preserve"> </w:t>
-      </w:r>
-      <w:proofErr w:type="spellStart"/>
+      <w:r>
+        <w:rPr>
+          <w:rFonts w:ascii="Bookman Old Style" w:hAnsi="Bookman Old Style"/>
+          <w:sz w:val="28"/>
+        </w:rPr>
+        <w:t xml:space="preserve"> </w:t>
+      </w:r>
       <w:r>
         <w:rPr>
           <w:rFonts w:ascii="Nirmala UI" w:hAnsi="Nirmala UI" w:cs="Nirmala UI"/>
@@ -649,15 +626,13 @@
         </w:rPr>
         <w:t>याद</w:t>
       </w:r>
-      <w:proofErr w:type="spellEnd"/>
-      <w:r>
-        <w:rPr>
-          <w:rFonts w:ascii="Bookman Old Style" w:hAnsi="Bookman Old Style"/>
-          <w:sz w:val="28"/>
-        </w:rPr>
-        <w:t xml:space="preserve"> </w:t>
-      </w:r>
-      <w:proofErr w:type="spellStart"/>
+      <w:r>
+        <w:rPr>
+          <w:rFonts w:ascii="Bookman Old Style" w:hAnsi="Bookman Old Style"/>
+          <w:sz w:val="28"/>
+        </w:rPr>
+        <w:t xml:space="preserve"> </w:t>
+      </w:r>
       <w:r>
         <w:rPr>
           <w:rFonts w:ascii="Nirmala UI" w:hAnsi="Nirmala UI" w:cs="Nirmala UI"/>
@@ -665,29 +640,19 @@
         </w:rPr>
         <w:t>करके</w:t>
       </w:r>
-      <w:proofErr w:type="spellEnd"/>
-      <w:r>
-        <w:rPr>
-          <w:rFonts w:ascii="Bookman Old Style" w:hAnsi="Bookman Old Style"/>
-          <w:sz w:val="28"/>
-        </w:rPr>
-        <w:t xml:space="preserve"> </w:t>
-      </w:r>
-      <w:proofErr w:type="spellStart"/>
-      <w:r>
-        <w:rPr>
-          <w:rFonts w:ascii="Nirmala UI" w:hAnsi="Nirmala UI" w:cs="Nirmala UI"/>
-          <w:sz w:val="28"/>
-        </w:rPr>
-        <w:t>लिखो</w:t>
-      </w:r>
-      <w:proofErr w:type="spellEnd"/>
-      <w:r>
-        <w:rPr>
-          <w:rFonts w:ascii="Nirmala UI" w:hAnsi="Nirmala UI" w:cs="Nirmala UI"/>
-          <w:sz w:val="28"/>
-        </w:rPr>
-        <w:t>।</w:t>
+      <w:r>
+        <w:rPr>
+          <w:rFonts w:ascii="Bookman Old Style" w:hAnsi="Bookman Old Style"/>
+          <w:sz w:val="28"/>
+        </w:rPr>
+        <w:t xml:space="preserve"> </w:t>
+      </w:r>
+      <w:r>
+        <w:rPr>
+          <w:rFonts w:ascii="Nirmala UI" w:hAnsi="Nirmala UI" w:cs="Nirmala UI"/>
+          <w:sz w:val="28"/>
+        </w:rPr>
+        <w:t>लिखो।</w:t>
       </w:r>
     </w:p>
     <w:p>
@@ -716,32 +681,14 @@
           <w:rFonts w:ascii="Bookman Old Style" w:hAnsi="Bookman Old Style"/>
           <w:sz w:val="28"/>
         </w:rPr>
-        <w:t xml:space="preserve">Memorize </w:t>
-      </w:r>
-      <w:proofErr w:type="gramStart"/>
-      <w:r>
-        <w:rPr>
-          <w:rFonts w:ascii="Bookman Old Style" w:hAnsi="Bookman Old Style"/>
-          <w:sz w:val="28"/>
-        </w:rPr>
-        <w:t xml:space="preserve">Question </w:t>
-      </w:r>
-      <w:bookmarkStart w:id="0" w:name="_GoBack"/>
-      <w:bookmarkEnd w:id="0"/>
-      <w:r>
-        <w:rPr>
-          <w:rFonts w:ascii="Bookman Old Style" w:hAnsi="Bookman Old Style"/>
-          <w:sz w:val="28"/>
-        </w:rPr>
-        <w:t xml:space="preserve"> 2</w:t>
-      </w:r>
-      <w:proofErr w:type="gramEnd"/>
-      <w:r>
-        <w:rPr>
-          <w:rFonts w:ascii="Bookman Old Style" w:hAnsi="Bookman Old Style"/>
-          <w:sz w:val="28"/>
-        </w:rPr>
-        <w:t xml:space="preserve"> and 3 from Lesson 1 to 4 and write.</w:t>
+        <w:t xml:space="preserve">Memorize Question </w:t>
+      </w:r>
+      <w:r>
+        <w:rPr>
+          <w:rFonts w:ascii="Bookman Old Style" w:hAnsi="Bookman Old Style"/>
+          <w:sz w:val="28"/>
+        </w:rPr>
+        <w:t xml:space="preserve"> 2 and 3 from Lesson 1 to 4 and write.</w:t>
       </w:r>
     </w:p>
     <w:p>
@@ -903,7 +850,6 @@
           <w:rFonts w:ascii="Bookman Old Style" w:hAnsi="Bookman Old Style"/>
         </w:rPr>
       </w:pPr>
-      <w:proofErr w:type="spellStart"/>
       <w:r>
         <w:rPr>
           <w:rFonts w:ascii="Nirmala UI" w:hAnsi="Nirmala UI" w:cs="Nirmala UI"/>
@@ -912,7 +858,6 @@
         </w:rPr>
         <w:t>व्याकरण</w:t>
       </w:r>
-      <w:proofErr w:type="spellEnd"/>
       <w:r>
         <w:rPr>
           <w:rFonts w:ascii="Bookman Old Style" w:hAnsi="Bookman Old Style"/>
@@ -942,7 +887,6 @@
         </w:rPr>
         <w:t xml:space="preserve">-1 </w:t>
       </w:r>
-      <w:proofErr w:type="spellStart"/>
       <w:r>
         <w:rPr>
           <w:rFonts w:ascii="Nirmala UI" w:hAnsi="Nirmala UI" w:cs="Nirmala UI"/>
@@ -950,15 +894,13 @@
         </w:rPr>
         <w:t>से</w:t>
       </w:r>
-      <w:proofErr w:type="spellEnd"/>
-      <w:r>
-        <w:rPr>
-          <w:rFonts w:ascii="Bookman Old Style" w:hAnsi="Bookman Old Style"/>
-          <w:sz w:val="24"/>
-        </w:rPr>
-        <w:t xml:space="preserve"> </w:t>
-      </w:r>
-      <w:proofErr w:type="spellStart"/>
+      <w:r>
+        <w:rPr>
+          <w:rFonts w:ascii="Bookman Old Style" w:hAnsi="Bookman Old Style"/>
+          <w:sz w:val="24"/>
+        </w:rPr>
+        <w:t xml:space="preserve"> </w:t>
+      </w:r>
       <w:r>
         <w:rPr>
           <w:rFonts w:ascii="Nirmala UI" w:hAnsi="Nirmala UI" w:cs="Nirmala UI"/>
@@ -966,7 +908,6 @@
         </w:rPr>
         <w:t>प्रश्न</w:t>
       </w:r>
-      <w:proofErr w:type="spellEnd"/>
       <w:r>
         <w:rPr>
           <w:rFonts w:ascii="Bookman Old Style" w:hAnsi="Bookman Old Style"/>
@@ -988,7 +929,6 @@
         </w:rPr>
         <w:t xml:space="preserve"> 4 </w:t>
       </w:r>
-      <w:proofErr w:type="spellStart"/>
       <w:r>
         <w:rPr>
           <w:rFonts w:ascii="Nirmala UI" w:hAnsi="Nirmala UI" w:cs="Nirmala UI"/>
@@ -996,15 +936,13 @@
         </w:rPr>
         <w:t>याद</w:t>
       </w:r>
-      <w:proofErr w:type="spellEnd"/>
-      <w:r>
-        <w:rPr>
-          <w:rFonts w:ascii="Bookman Old Style" w:hAnsi="Bookman Old Style"/>
-          <w:sz w:val="24"/>
-        </w:rPr>
-        <w:t xml:space="preserve"> </w:t>
-      </w:r>
-      <w:proofErr w:type="spellStart"/>
+      <w:r>
+        <w:rPr>
+          <w:rFonts w:ascii="Bookman Old Style" w:hAnsi="Bookman Old Style"/>
+          <w:sz w:val="24"/>
+        </w:rPr>
+        <w:t xml:space="preserve"> </w:t>
+      </w:r>
       <w:r>
         <w:rPr>
           <w:rFonts w:ascii="Nirmala UI" w:hAnsi="Nirmala UI" w:cs="Nirmala UI"/>
@@ -1012,29 +950,19 @@
         </w:rPr>
         <w:t>करके</w:t>
       </w:r>
-      <w:proofErr w:type="spellEnd"/>
-      <w:r>
-        <w:rPr>
-          <w:rFonts w:ascii="Bookman Old Style" w:hAnsi="Bookman Old Style"/>
-          <w:sz w:val="24"/>
-        </w:rPr>
-        <w:t xml:space="preserve"> </w:t>
-      </w:r>
-      <w:proofErr w:type="spellStart"/>
-      <w:r>
-        <w:rPr>
-          <w:rFonts w:ascii="Nirmala UI" w:hAnsi="Nirmala UI" w:cs="Nirmala UI"/>
-          <w:sz w:val="24"/>
-        </w:rPr>
-        <w:t>लिखो</w:t>
-      </w:r>
-      <w:proofErr w:type="spellEnd"/>
-      <w:r>
-        <w:rPr>
-          <w:rFonts w:ascii="Nirmala UI" w:hAnsi="Nirmala UI" w:cs="Nirmala UI"/>
-          <w:sz w:val="24"/>
-        </w:rPr>
-        <w:t>।</w:t>
+      <w:r>
+        <w:rPr>
+          <w:rFonts w:ascii="Bookman Old Style" w:hAnsi="Bookman Old Style"/>
+          <w:sz w:val="24"/>
+        </w:rPr>
+        <w:t xml:space="preserve"> </w:t>
+      </w:r>
+      <w:r>
+        <w:rPr>
+          <w:rFonts w:ascii="Nirmala UI" w:hAnsi="Nirmala UI" w:cs="Nirmala UI"/>
+          <w:sz w:val="24"/>
+        </w:rPr>
+        <w:t>लिखो।</w:t>
       </w:r>
     </w:p>
     <w:p>
@@ -1092,23 +1020,7 @@
           <w:rFonts w:ascii="Bookman Old Style" w:hAnsi="Bookman Old Style"/>
           <w:sz w:val="28"/>
         </w:rPr>
-        <w:t xml:space="preserve">Do </w:t>
-      </w:r>
-      <w:proofErr w:type="spellStart"/>
-      <w:r>
-        <w:rPr>
-          <w:rFonts w:ascii="Bookman Old Style" w:hAnsi="Bookman Old Style"/>
-          <w:sz w:val="28"/>
-        </w:rPr>
-        <w:t>Ques</w:t>
-      </w:r>
-      <w:proofErr w:type="spellEnd"/>
-      <w:r>
-        <w:rPr>
-          <w:rFonts w:ascii="Bookman Old Style" w:hAnsi="Bookman Old Style"/>
-          <w:sz w:val="28"/>
-        </w:rPr>
-        <w:t xml:space="preserve"> 3 of Ex. 8.3.</w:t>
+        <w:t>Do Ques 3 of Ex. 8.3.</w:t>
       </w:r>
     </w:p>
     <w:p>
@@ -1133,21 +1045,12 @@
         </w:rPr>
         <w:t xml:space="preserve"> </w:t>
       </w:r>
-      <w:proofErr w:type="spellStart"/>
-      <w:r>
-        <w:rPr>
-          <w:rFonts w:ascii="Bookman Old Style" w:hAnsi="Bookman Old Style"/>
-          <w:sz w:val="28"/>
-        </w:rPr>
-        <w:t>Alif</w:t>
-      </w:r>
-      <w:proofErr w:type="spellEnd"/>
-      <w:r>
-        <w:rPr>
-          <w:rFonts w:ascii="Bookman Old Style" w:hAnsi="Bookman Old Style"/>
-          <w:sz w:val="28"/>
-        </w:rPr>
-        <w:t xml:space="preserve"> (</w:t>
+      <w:r>
+        <w:rPr>
+          <w:rFonts w:ascii="Bookman Old Style" w:hAnsi="Bookman Old Style"/>
+          <w:sz w:val="28"/>
+        </w:rPr>
+        <w:t>Alif (</w:t>
       </w:r>
       <w:r>
         <w:rPr>
@@ -1161,25 +1064,7 @@
           <w:rFonts w:ascii="Bookman Old Style" w:hAnsi="Bookman Old Style"/>
           <w:sz w:val="28"/>
         </w:rPr>
-        <w:t xml:space="preserve">) to </w:t>
-      </w:r>
-      <w:proofErr w:type="spellStart"/>
-      <w:proofErr w:type="gramStart"/>
-      <w:r>
-        <w:rPr>
-          <w:rFonts w:ascii="Bookman Old Style" w:hAnsi="Bookman Old Style"/>
-          <w:sz w:val="28"/>
-        </w:rPr>
-        <w:t>Ya</w:t>
-      </w:r>
-      <w:proofErr w:type="spellEnd"/>
-      <w:proofErr w:type="gramEnd"/>
-      <w:r>
-        <w:rPr>
-          <w:rFonts w:ascii="Bookman Old Style" w:hAnsi="Bookman Old Style"/>
-          <w:sz w:val="28"/>
-        </w:rPr>
-        <w:t xml:space="preserve"> (</w:t>
+        <w:t>) to Ya (</w:t>
       </w:r>
       <w:r>
         <w:rPr>
@@ -1298,7 +1183,6 @@
         </w:rPr>
         <w:t xml:space="preserve"> </w:t>
       </w:r>
-      <w:proofErr w:type="spellStart"/>
       <w:r>
         <w:rPr>
           <w:rFonts w:ascii="Nirmala UI" w:hAnsi="Nirmala UI" w:cs="Nirmala UI"/>
@@ -1306,15 +1190,13 @@
         </w:rPr>
         <w:t>अपने</w:t>
       </w:r>
-      <w:proofErr w:type="spellEnd"/>
-      <w:r>
-        <w:rPr>
-          <w:rFonts w:ascii="Bookman Old Style" w:hAnsi="Bookman Old Style"/>
-          <w:sz w:val="24"/>
-        </w:rPr>
-        <w:t xml:space="preserve"> </w:t>
-      </w:r>
-      <w:proofErr w:type="spellStart"/>
+      <w:r>
+        <w:rPr>
+          <w:rFonts w:ascii="Bookman Old Style" w:hAnsi="Bookman Old Style"/>
+          <w:sz w:val="24"/>
+        </w:rPr>
+        <w:t xml:space="preserve"> </w:t>
+      </w:r>
       <w:r>
         <w:rPr>
           <w:rFonts w:ascii="Nirmala UI" w:hAnsi="Nirmala UI" w:cs="Nirmala UI"/>
@@ -1322,15 +1204,13 @@
         </w:rPr>
         <w:t>ग्रीष्मकालीन</w:t>
       </w:r>
-      <w:proofErr w:type="spellEnd"/>
-      <w:r>
-        <w:rPr>
-          <w:rFonts w:ascii="Bookman Old Style" w:hAnsi="Bookman Old Style"/>
-          <w:sz w:val="24"/>
-        </w:rPr>
-        <w:t xml:space="preserve"> </w:t>
-      </w:r>
-      <w:proofErr w:type="spellStart"/>
+      <w:r>
+        <w:rPr>
+          <w:rFonts w:ascii="Bookman Old Style" w:hAnsi="Bookman Old Style"/>
+          <w:sz w:val="24"/>
+        </w:rPr>
+        <w:t xml:space="preserve"> </w:t>
+      </w:r>
       <w:r>
         <w:rPr>
           <w:rFonts w:ascii="Nirmala UI" w:hAnsi="Nirmala UI" w:cs="Nirmala UI"/>
@@ -1338,15 +1218,13 @@
         </w:rPr>
         <w:t>अवकाश</w:t>
       </w:r>
-      <w:proofErr w:type="spellEnd"/>
-      <w:r>
-        <w:rPr>
-          <w:rFonts w:ascii="Bookman Old Style" w:hAnsi="Bookman Old Style"/>
-          <w:sz w:val="24"/>
-        </w:rPr>
-        <w:t xml:space="preserve"> </w:t>
-      </w:r>
-      <w:proofErr w:type="spellStart"/>
+      <w:r>
+        <w:rPr>
+          <w:rFonts w:ascii="Bookman Old Style" w:hAnsi="Bookman Old Style"/>
+          <w:sz w:val="24"/>
+        </w:rPr>
+        <w:t xml:space="preserve"> </w:t>
+      </w:r>
       <w:r>
         <w:rPr>
           <w:rFonts w:ascii="Nirmala UI" w:hAnsi="Nirmala UI" w:cs="Nirmala UI"/>
@@ -1354,15 +1232,13 @@
         </w:rPr>
         <w:t>में</w:t>
       </w:r>
-      <w:proofErr w:type="spellEnd"/>
-      <w:r>
-        <w:rPr>
-          <w:rFonts w:ascii="Bookman Old Style" w:hAnsi="Bookman Old Style"/>
-          <w:sz w:val="24"/>
-        </w:rPr>
-        <w:t xml:space="preserve"> </w:t>
-      </w:r>
-      <w:proofErr w:type="spellStart"/>
+      <w:r>
+        <w:rPr>
+          <w:rFonts w:ascii="Bookman Old Style" w:hAnsi="Bookman Old Style"/>
+          <w:sz w:val="24"/>
+        </w:rPr>
+        <w:t xml:space="preserve"> </w:t>
+      </w:r>
       <w:r>
         <w:rPr>
           <w:rFonts w:ascii="Nirmala UI" w:hAnsi="Nirmala UI" w:cs="Nirmala UI"/>
@@ -1370,29 +1246,19 @@
         </w:rPr>
         <w:t>क्या</w:t>
       </w:r>
-      <w:proofErr w:type="spellEnd"/>
-      <w:r>
-        <w:rPr>
-          <w:rFonts w:ascii="Bookman Old Style" w:hAnsi="Bookman Old Style"/>
-          <w:sz w:val="24"/>
-        </w:rPr>
-        <w:t xml:space="preserve"> </w:t>
-      </w:r>
-      <w:proofErr w:type="spellStart"/>
-      <w:r>
-        <w:rPr>
-          <w:rFonts w:ascii="Nirmala UI" w:hAnsi="Nirmala UI" w:cs="Nirmala UI"/>
-          <w:sz w:val="24"/>
-        </w:rPr>
-        <w:t>किया</w:t>
-      </w:r>
-      <w:proofErr w:type="spellEnd"/>
-      <w:r>
-        <w:rPr>
-          <w:rFonts w:ascii="Nirmala UI" w:hAnsi="Nirmala UI" w:cs="Nirmala UI"/>
-          <w:sz w:val="24"/>
-        </w:rPr>
-        <w:t>।</w:t>
+      <w:r>
+        <w:rPr>
+          <w:rFonts w:ascii="Bookman Old Style" w:hAnsi="Bookman Old Style"/>
+          <w:sz w:val="24"/>
+        </w:rPr>
+        <w:t xml:space="preserve"> </w:t>
+      </w:r>
+      <w:r>
+        <w:rPr>
+          <w:rFonts w:ascii="Nirmala UI" w:hAnsi="Nirmala UI" w:cs="Nirmala UI"/>
+          <w:sz w:val="24"/>
+        </w:rPr>
+        <w:t>किया।</w:t>
       </w:r>
       <w:r>
         <w:rPr>
@@ -1401,7 +1267,6 @@
         </w:rPr>
         <w:t xml:space="preserve"> (5 </w:t>
       </w:r>
-      <w:proofErr w:type="spellStart"/>
       <w:r>
         <w:rPr>
           <w:rFonts w:ascii="Nirmala UI" w:hAnsi="Nirmala UI" w:cs="Nirmala UI"/>
@@ -1409,15 +1274,13 @@
         </w:rPr>
         <w:t>लाइन</w:t>
       </w:r>
-      <w:proofErr w:type="spellEnd"/>
-      <w:r>
-        <w:rPr>
-          <w:rFonts w:ascii="Bookman Old Style" w:hAnsi="Bookman Old Style"/>
-          <w:sz w:val="24"/>
-        </w:rPr>
-        <w:t xml:space="preserve"> </w:t>
-      </w:r>
-      <w:proofErr w:type="spellStart"/>
+      <w:r>
+        <w:rPr>
+          <w:rFonts w:ascii="Bookman Old Style" w:hAnsi="Bookman Old Style"/>
+          <w:sz w:val="24"/>
+        </w:rPr>
+        <w:t xml:space="preserve"> </w:t>
+      </w:r>
       <w:r>
         <w:rPr>
           <w:rFonts w:ascii="Nirmala UI" w:hAnsi="Nirmala UI" w:cs="Nirmala UI"/>
@@ -1425,7 +1288,6 @@
         </w:rPr>
         <w:t>लिखें</w:t>
       </w:r>
-      <w:proofErr w:type="spellEnd"/>
       <w:r>
         <w:rPr>
           <w:rFonts w:ascii="Bookman Old Style" w:hAnsi="Bookman Old Style"/>
@@ -1535,7 +1397,6 @@
           <w:rFonts w:ascii="Bookman Old Style" w:hAnsi="Bookman Old Style"/>
         </w:rPr>
       </w:pPr>
-      <w:proofErr w:type="spellStart"/>
       <w:r>
         <w:rPr>
           <w:rFonts w:ascii="Nirmala UI" w:hAnsi="Nirmala UI" w:cs="Nirmala UI"/>
@@ -1545,7 +1406,6 @@
         </w:rPr>
         <w:t>व्याकरण</w:t>
       </w:r>
-      <w:proofErr w:type="spellEnd"/>
       <w:r>
         <w:rPr>
           <w:rFonts w:ascii="Bookman Old Style" w:hAnsi="Bookman Old Style"/>
@@ -1563,7 +1423,6 @@
         </w:rPr>
         <w:t xml:space="preserve"> </w:t>
       </w:r>
-      <w:proofErr w:type="spellStart"/>
       <w:r>
         <w:rPr>
           <w:rFonts w:ascii="Nirmala UI" w:hAnsi="Nirmala UI" w:cs="Nirmala UI"/>
@@ -1588,16 +1447,14 @@
         </w:rPr>
         <w:t>शब्द</w:t>
       </w:r>
-      <w:proofErr w:type="spellEnd"/>
-      <w:r>
-        <w:rPr>
-          <w:rFonts w:ascii="Bookman Old Style" w:hAnsi="Bookman Old Style"/>
-          <w:sz w:val="24"/>
-          <w:szCs w:val="24"/>
-        </w:rPr>
-        <w:t xml:space="preserve"> </w:t>
-      </w:r>
-      <w:proofErr w:type="spellStart"/>
+      <w:r>
+        <w:rPr>
+          <w:rFonts w:ascii="Bookman Old Style" w:hAnsi="Bookman Old Style"/>
+          <w:sz w:val="24"/>
+          <w:szCs w:val="24"/>
+        </w:rPr>
+        <w:t xml:space="preserve"> </w:t>
+      </w:r>
       <w:r>
         <w:rPr>
           <w:rFonts w:ascii="Nirmala UI" w:hAnsi="Nirmala UI" w:cs="Nirmala UI"/>
@@ -1606,16 +1463,14 @@
         </w:rPr>
         <w:t>याद</w:t>
       </w:r>
-      <w:proofErr w:type="spellEnd"/>
-      <w:r>
-        <w:rPr>
-          <w:rFonts w:ascii="Bookman Old Style" w:hAnsi="Bookman Old Style"/>
-          <w:sz w:val="24"/>
-          <w:szCs w:val="24"/>
-        </w:rPr>
-        <w:t xml:space="preserve"> </w:t>
-      </w:r>
-      <w:proofErr w:type="spellStart"/>
+      <w:r>
+        <w:rPr>
+          <w:rFonts w:ascii="Bookman Old Style" w:hAnsi="Bookman Old Style"/>
+          <w:sz w:val="24"/>
+          <w:szCs w:val="24"/>
+        </w:rPr>
+        <w:t xml:space="preserve"> </w:t>
+      </w:r>
       <w:r>
         <w:rPr>
           <w:rFonts w:ascii="Nirmala UI" w:hAnsi="Nirmala UI" w:cs="Nirmala UI"/>
@@ -1624,32 +1479,21 @@
         </w:rPr>
         <w:t>करके</w:t>
       </w:r>
-      <w:proofErr w:type="spellEnd"/>
-      <w:r>
-        <w:rPr>
-          <w:rFonts w:ascii="Bookman Old Style" w:hAnsi="Bookman Old Style"/>
-          <w:sz w:val="24"/>
-          <w:szCs w:val="24"/>
-        </w:rPr>
-        <w:t xml:space="preserve"> </w:t>
-      </w:r>
-      <w:proofErr w:type="spellStart"/>
-      <w:r>
-        <w:rPr>
-          <w:rFonts w:ascii="Nirmala UI" w:hAnsi="Nirmala UI" w:cs="Nirmala UI"/>
-          <w:sz w:val="24"/>
-          <w:szCs w:val="24"/>
-        </w:rPr>
-        <w:t>लिखो</w:t>
-      </w:r>
-      <w:proofErr w:type="spellEnd"/>
-      <w:r>
-        <w:rPr>
-          <w:rFonts w:ascii="Nirmala UI" w:hAnsi="Nirmala UI" w:cs="Nirmala UI"/>
-          <w:sz w:val="24"/>
-          <w:szCs w:val="24"/>
-        </w:rPr>
-        <w:t>।</w:t>
+      <w:r>
+        <w:rPr>
+          <w:rFonts w:ascii="Bookman Old Style" w:hAnsi="Bookman Old Style"/>
+          <w:sz w:val="24"/>
+          <w:szCs w:val="24"/>
+        </w:rPr>
+        <w:t xml:space="preserve"> </w:t>
+      </w:r>
+      <w:r>
+        <w:rPr>
+          <w:rFonts w:ascii="Nirmala UI" w:hAnsi="Nirmala UI" w:cs="Nirmala UI"/>
+          <w:sz w:val="24"/>
+          <w:szCs w:val="24"/>
+        </w:rPr>
+        <w:t>लिखो।</w:t>
       </w:r>
     </w:p>
     <w:p>
